--- a/LAB3/11CNPM2-LAB3_1150080087-DaoThiThuHuyen.docx
+++ b/LAB3/11CNPM2-LAB3_1150080087-DaoThiThuHuyen.docx
@@ -95,6 +95,9 @@
     <w:p>
       <w:pPr>
         <w:pStyle w:val="Heading2"/>
+        <w:rPr>
+          <w:lang w:val="vi-VN"/>
+        </w:rPr>
       </w:pPr>
       <w:r>
         <w:t>Môi trường máy</w:t>
@@ -104,6 +107,68 @@
       <w:pPr>
         <w:jc w:val="center"/>
         <w:rPr>
+          <w:lang w:val="vi-VN" w:eastAsia="zh-CN"/>
+        </w:rPr>
+      </w:pPr>
+      <w:r>
+        <w:rPr>
+          <w:lang w:val="vi-VN" w:eastAsia="zh-CN"/>
+        </w:rPr>
+        <w:drawing>
+          <wp:inline distT="0" distB="0" distL="0" distR="0" wp14:anchorId="5E6A729F" wp14:editId="69E13537">
+            <wp:extent cx="5496692" cy="5048955"/>
+            <wp:effectExtent l="76200" t="76200" r="142240" b="132715"/>
+            <wp:docPr id="2122758951" name="Picture 1"/>
+            <wp:cNvGraphicFramePr>
+              <a:graphicFrameLocks xmlns:a="http://schemas.openxmlformats.org/drawingml/2006/main" noChangeAspect="1"/>
+            </wp:cNvGraphicFramePr>
+            <a:graphic xmlns:a="http://schemas.openxmlformats.org/drawingml/2006/main">
+              <a:graphicData uri="http://schemas.openxmlformats.org/drawingml/2006/picture">
+                <pic:pic xmlns:pic="http://schemas.openxmlformats.org/drawingml/2006/picture">
+                  <pic:nvPicPr>
+                    <pic:cNvPr id="2122758951" name=""/>
+                    <pic:cNvPicPr/>
+                  </pic:nvPicPr>
+                  <pic:blipFill>
+                    <a:blip r:embed="rId5"/>
+                    <a:stretch>
+                      <a:fillRect/>
+                    </a:stretch>
+                  </pic:blipFill>
+                  <pic:spPr>
+                    <a:xfrm>
+                      <a:off x="0" y="0"/>
+                      <a:ext cx="5496692" cy="5048955"/>
+                    </a:xfrm>
+                    <a:prstGeom prst="rect">
+                      <a:avLst/>
+                    </a:prstGeom>
+                    <a:ln w="38100" cap="sq">
+                      <a:solidFill>
+                        <a:srgbClr val="000000"/>
+                      </a:solidFill>
+                      <a:prstDash val="solid"/>
+                      <a:miter lim="800000"/>
+                    </a:ln>
+                    <a:effectLst>
+                      <a:outerShdw blurRad="50800" dist="38100" dir="2700000" algn="tl" rotWithShape="0">
+                        <a:srgbClr val="000000">
+                          <a:alpha val="43000"/>
+                        </a:srgbClr>
+                      </a:outerShdw>
+                    </a:effectLst>
+                  </pic:spPr>
+                </pic:pic>
+              </a:graphicData>
+            </a:graphic>
+          </wp:inline>
+        </w:drawing>
+      </w:r>
+    </w:p>
+    <w:p>
+      <w:pPr>
+        <w:jc w:val="center"/>
+        <w:rPr>
           <w:sz w:val="26"/>
           <w:szCs w:val="26"/>
           <w:lang w:val="vi-VN"/>
@@ -111,10 +176,12 @@
       </w:pPr>
       <w:r>
         <w:rPr>
+          <w:noProof/>
           <w:sz w:val="26"/>
           <w:szCs w:val="26"/>
           <w:lang w:val="vi-VN"/>
         </w:rPr>
+        <w:lastRenderedPageBreak/>
         <w:drawing>
           <wp:inline distT="0" distB="0" distL="0" distR="0" wp14:anchorId="636A30EC" wp14:editId="59F096EE">
             <wp:extent cx="5760085" cy="3895090"/>
@@ -131,7 +198,7 @@
                     <pic:cNvPicPr/>
                   </pic:nvPicPr>
                   <pic:blipFill>
-                    <a:blip r:embed="rId5"/>
+                    <a:blip r:embed="rId6"/>
                     <a:stretch>
                       <a:fillRect/>
                     </a:stretch>
@@ -204,6 +271,7 @@
       </w:pPr>
       <w:r>
         <w:rPr>
+          <w:noProof/>
           <w:lang w:val="vi-VN" w:eastAsia="zh-CN"/>
         </w:rPr>
         <w:drawing>
@@ -222,7 +290,7 @@
                     <pic:cNvPicPr/>
                   </pic:nvPicPr>
                   <pic:blipFill>
-                    <a:blip r:embed="rId6"/>
+                    <a:blip r:embed="rId7"/>
                     <a:stretch>
                       <a:fillRect/>
                     </a:stretch>
@@ -272,9 +340,9 @@
       </w:pPr>
       <w:r>
         <w:rPr>
+          <w:noProof/>
           <w:lang w:val="vi-VN" w:eastAsia="zh-CN"/>
         </w:rPr>
-        <w:lastRenderedPageBreak/>
         <w:drawing>
           <wp:inline distT="0" distB="0" distL="0" distR="0" wp14:anchorId="659EFE26" wp14:editId="0C7D0AA2">
             <wp:extent cx="5760085" cy="975360"/>
@@ -291,7 +359,7 @@
                     <pic:cNvPicPr/>
                   </pic:nvPicPr>
                   <pic:blipFill>
-                    <a:blip r:embed="rId7"/>
+                    <a:blip r:embed="rId8"/>
                     <a:stretch>
                       <a:fillRect/>
                     </a:stretch>
@@ -350,6 +418,7 @@
         <w:rPr>
           <w:lang w:val="vi-VN"/>
         </w:rPr>
+        <w:lastRenderedPageBreak/>
         <w:t>THỰC HÀNH</w:t>
       </w:r>
     </w:p>
@@ -383,6 +452,7 @@
       </w:pPr>
       <w:r>
         <w:rPr>
+          <w:noProof/>
           <w:lang w:val="vi-VN" w:eastAsia="zh-CN"/>
         </w:rPr>
         <w:drawing>
@@ -401,7 +471,7 @@
                     <pic:cNvPicPr/>
                   </pic:nvPicPr>
                   <pic:blipFill>
-                    <a:blip r:embed="rId8"/>
+                    <a:blip r:embed="rId9"/>
                     <a:stretch>
                       <a:fillRect/>
                     </a:stretch>
@@ -528,6 +598,7 @@
         <w:rPr>
           <w:b/>
           <w:bCs/>
+          <w:noProof/>
           <w:sz w:val="28"/>
           <w:szCs w:val="28"/>
           <w:lang w:val="vi-VN" w:eastAsia="zh-CN"/>
@@ -549,7 +620,7 @@
                     <pic:cNvPicPr/>
                   </pic:nvPicPr>
                   <pic:blipFill>
-                    <a:blip r:embed="rId9"/>
+                    <a:blip r:embed="rId10"/>
                     <a:stretch>
                       <a:fillRect/>
                     </a:stretch>
@@ -640,6 +711,7 @@
         <w:rPr>
           <w:b/>
           <w:bCs/>
+          <w:noProof/>
           <w:sz w:val="28"/>
           <w:szCs w:val="28"/>
           <w:lang w:eastAsia="zh-CN"/>
@@ -660,7 +732,7 @@
                     <pic:cNvPicPr/>
                   </pic:nvPicPr>
                   <pic:blipFill>
-                    <a:blip r:embed="rId10"/>
+                    <a:blip r:embed="rId11"/>
                     <a:stretch>
                       <a:fillRect/>
                     </a:stretch>
@@ -806,6 +878,7 @@
         <w:rPr>
           <w:b/>
           <w:bCs/>
+          <w:noProof/>
           <w:sz w:val="28"/>
           <w:szCs w:val="28"/>
           <w:lang w:val="vi-VN" w:eastAsia="zh-CN"/>
@@ -827,7 +900,7 @@
                     <pic:cNvPicPr/>
                   </pic:nvPicPr>
                   <pic:blipFill>
-                    <a:blip r:embed="rId11"/>
+                    <a:blip r:embed="rId12"/>
                     <a:stretch>
                       <a:fillRect/>
                     </a:stretch>
@@ -1937,6 +2010,7 @@
   <w:style w:type="character" w:default="1" w:styleId="DefaultParagraphFont">
     <w:name w:val="Default Paragraph Font"/>
     <w:uiPriority w:val="1"/>
+    <w:semiHidden/>
     <w:unhideWhenUsed/>
   </w:style>
   <w:style w:type="table" w:default="1" w:styleId="TableNormal">
